--- a/build/urine_referral_template.docx
+++ b/build/urine_referral_template.docx
@@ -20,6 +20,9 @@
     </w:p>
     <w:p>
       <w:pPr>
+        <w:tabs>
+          <w:tab w:pos="5669" w:val="left"/>
+        </w:tabs>
         <w:rPr>
           <w:rFonts w:ascii="TH SarabunPSK" w:hAnsi="TH SarabunPSK" w:cs="TH SarabunPSK"/>
         </w:rPr>
@@ -142,7 +145,6 @@
         <w:rPr>
           <w:rFonts w:ascii="TH SarabunIT๙" w:hAnsi="TH SarabunIT๙" w:cs="TH SarabunIT๙"/>
         </w:rPr>
-        <w:t xml:space="preserve">  </w:t>
       </w:r>
       <w:r>
         <w:rPr>
@@ -155,26 +157,21 @@
         <w:rPr>
           <w:rFonts w:ascii="TH SarabunPSK" w:hAnsi="TH SarabunPSK" w:cs="TH SarabunPSK"/>
         </w:rPr>
-        <w:tab/>
-      </w:r>
-      <w:r>
-        <w:rPr>
-          <w:rFonts w:ascii="TH SarabunPSK" w:hAnsi="TH SarabunPSK" w:cs="TH SarabunPSK"/>
-        </w:rPr>
-        <w:tab/>
-      </w:r>
-      <w:r>
-        <w:rPr>
-          <w:rFonts w:ascii="TH SarabunPSK" w:hAnsi="TH SarabunPSK" w:cs="TH SarabunPSK"/>
-        </w:rPr>
-        <w:tab/>
-        <w:t xml:space="preserve">       </w:t>
-      </w:r>
-      <w:r>
-        <w:rPr>
-          <w:rFonts w:ascii="TH SarabunPSK" w:hAnsi="TH SarabunPSK" w:cs="TH SarabunPSK"/>
-        </w:rPr>
-        <w:t xml:space="preserve">          </w:t>
+      </w:r>
+      <w:r>
+        <w:rPr>
+          <w:rFonts w:ascii="TH SarabunPSK" w:hAnsi="TH SarabunPSK" w:cs="TH SarabunPSK"/>
+        </w:rPr>
+      </w:r>
+      <w:r>
+        <w:rPr>
+          <w:rFonts w:ascii="TH SarabunPSK" w:hAnsi="TH SarabunPSK" w:cs="TH SarabunPSK"/>
+        </w:rPr>
+      </w:r>
+      <w:r>
+        <w:rPr>
+          <w:rFonts w:ascii="TH SarabunPSK" w:hAnsi="TH SarabunPSK" w:cs="TH SarabunPSK"/>
+        </w:rPr>
       </w:r>
       <w:r>
         <w:rPr>
@@ -185,11 +182,16 @@
       </w:r>
     </w:p>
     <w:p>
-      <w:r>
-        <w:rPr>
-          <w:rFonts w:ascii="TH SarabunPSK" w:hAnsi="TH SarabunPSK" w:cs="TH SarabunPSK"/>
-        </w:rPr>
-        <w:t xml:space="preserve">                                                                                          </w:t>
+      <w:pPr>
+        <w:tabs>
+          <w:tab w:pos="5669" w:val="left"/>
+        </w:tabs>
+      </w:pPr>
+      <w:r>
+        <w:rPr>
+          <w:rFonts w:ascii="TH SarabunPSK" w:hAnsi="TH SarabunPSK" w:cs="TH SarabunPSK"/>
+        </w:rPr>
+        <w:tab/>
       </w:r>
       <w:proofErr w:type="spellStart"/>
       <w:proofErr w:type="gramStart"/>
@@ -197,7 +199,7 @@
         <w:rPr>
           <w:rFonts w:ascii="TH SarabunIT๙" w:eastAsia="TH SarabunIT๙" w:hAnsi="TH SarabunIT๙" w:cs="TH SarabunIT๙"/>
         </w:rPr>
-        <w:t>{province}</w:t>
+        <w:t>จังหวัด{province}</w:t>
       </w:r>
       <w:proofErr w:type="spellEnd"/>
       <w:r>

--- a/build/urine_referral_template.docx
+++ b/build/urine_referral_template.docx
@@ -726,6 +726,12 @@
           <w:rFonts w:ascii="TH SarabunPSK" w:hAnsi="TH SarabunPSK" w:cs="TH SarabunPSK"/>
         </w:rPr>
       </w:pPr>
+      <w:r>
+        <w:rPr>
+          <w:rFonts w:ascii="TH SarabunIT๙" w:hAnsi="TH SarabunIT๙"/>
+        </w:rPr>
+        <w:t>{signer_rank}</w:t>
+      </w:r>
     </w:p>
     <w:p>
       <w:pPr>
@@ -910,7 +916,7 @@
                 <w:cs/>
                 <w:lang w:eastAsia="zh-CN"/>
               </w:rPr>
-              <w:t>ผู้ส่ง</w:t>
+              <w:t>ผู้ส่ง {signer_rank}{signer_name}</w:t>
             </w:r>
             <w:r>
               <w:rPr>

--- a/build/urine_referral_template.docx
+++ b/build/urine_referral_template.docx
@@ -1028,7 +1028,7 @@
                 <w:rFonts w:ascii="TH SarabunIT๙" w:eastAsia="SimSun" w:hAnsi="TH SarabunIT๙" w:cs="TH SarabunIT๙"/>
                 <w:lang w:eastAsia="zh-CN"/>
               </w:rPr>
-              <w:t xml:space="preserve"> </w:t>
+              <w:t xml:space="preserve">  {sample_send_date}</w:t>
             </w:r>
             <w:r>
               <w:rPr>
@@ -1104,7 +1104,7 @@
                 <w:rFonts w:ascii="TH SarabunIT๙" w:eastAsia="SimSun" w:hAnsi="TH SarabunIT๙" w:cs="TH SarabunIT๙"/>
                 <w:lang w:eastAsia="zh-CN"/>
               </w:rPr>
-              <w:t xml:space="preserve">                      </w:t>
+              <w:t xml:space="preserve">   {sample_send_time}   </w:t>
             </w:r>
             <w:r>
               <w:rPr>

--- a/build/urine_referral_template.docx
+++ b/build/urine_referral_template.docx
@@ -726,12 +726,6 @@
           <w:rFonts w:ascii="TH SarabunPSK" w:hAnsi="TH SarabunPSK" w:cs="TH SarabunPSK"/>
         </w:rPr>
       </w:pPr>
-      <w:r>
-        <w:rPr>
-          <w:rFonts w:ascii="TH SarabunIT๙" w:hAnsi="TH SarabunIT๙"/>
-        </w:rPr>
-        <w:t>{signer_rank}</w:t>
-      </w:r>
     </w:p>
     <w:p>
       <w:pPr>
@@ -760,7 +754,7 @@
           <w:cs/>
           <w:lang w:eastAsia="zh-CN"/>
         </w:rPr>
-        <w:t xml:space="preserve">{signer_name} </w:t>
+        <w:t xml:space="preserve">{signer_rank}{signer_name} </w:t>
       </w:r>
       <w:proofErr w:type="gramEnd"/>
       <w:r>

--- a/build/urine_referral_template.docx
+++ b/build/urine_referral_template.docx
@@ -720,21 +720,27 @@
     </w:p>
     <w:p>
       <w:pPr>
+        <w:ind w:left="{signer_rank_indent}"/>
+        <w:jc w:val="left"/>
+        <w:rPr>
+          <w:rFonts w:ascii="TH SarabunPSK" w:hAnsi="TH SarabunPSK" w:cs="TH SarabunPSK"/>
+        </w:rPr>
+      </w:pPr>
+      <w:r>
+        <w:rPr>
+          <w:rFonts w:ascii="TH SarabunIT๙" w:hAnsi="TH SarabunIT๙"/>
+        </w:rPr>
+        <w:t>{signer_rank}</w:t>
+      </w:r>
+    </w:p>
+    <w:p>
+      <w:pPr>
         <w:ind w:firstLine="1418"/>
         <w:jc w:val="center"/>
         <w:rPr>
           <w:rFonts w:ascii="TH SarabunPSK" w:hAnsi="TH SarabunPSK" w:cs="TH SarabunPSK"/>
         </w:rPr>
       </w:pPr>
-    </w:p>
-    <w:p>
-      <w:pPr>
-        <w:ind w:firstLine="1418"/>
-        <w:jc w:val="center"/>
-        <w:rPr>
-          <w:rFonts w:ascii="TH SarabunPSK" w:hAnsi="TH SarabunPSK" w:cs="TH SarabunPSK"/>
-        </w:rPr>
-      </w:pPr>
       <w:proofErr w:type="gramStart"/>
       <w:r>
         <w:rPr>
@@ -754,7 +760,7 @@
           <w:cs/>
           <w:lang w:eastAsia="zh-CN"/>
         </w:rPr>
-        <w:t xml:space="preserve">{signer_rank}{signer_name} </w:t>
+        <w:t xml:space="preserve">{signer_name} </w:t>
       </w:r>
       <w:proofErr w:type="gramEnd"/>
       <w:r>
